--- a/testakten/erbstreit-krypto-multisig-edelmann-stuttgart/02_familienkonstellation_und_chronologie.docx
+++ b/testakten/erbstreit-krypto-multisig-edelmann-stuttgart/02_familienkonstellation_und_chronologie.docx
@@ -264,7 +264,7 @@
         <w:t>Gesetzliche Erbfolge (ohne Testament):</w:t>
       </w:r>
       <w:r>
-        <w:t xml:space="preserve"> Marlies als Ehefrau (§ 1931 BGB Zugewinngemeinschaft: 1/2) + die drei Kinder (§ 1924 BGB, zusammen 1/2, d. h. je 1/6). Testament setzt je 1/4 fest; damit ist Marlies durch Testament leicht schlechtergestellt als bei gesetzlicher Erbfolge, die Kinder sind bessergestellt.</w:t>
+        <w:t xml:space="preserve"> Marlies als Ehefrau (Paragraf 1931 BGB Zugewinngemeinschaft: 1/2) + die drei Kinder (Paragraf 1924 BGB, zusammen 1/2, d. h. je 1/6). Testament setzt je 1/4 fest; damit ist Marlies durch Testament leicht schlechtergestellt als bei gesetzlicher Erbfolge, die Kinder sind bessergestellt.</w:t>
       </w:r>
     </w:p>
     <w:p/>
@@ -1939,7 +1939,7 @@
         <w:jc w:val="left"/>
       </w:pPr>
       <w:r>
-        <w:t>Die zweite Ehe von Edelmann und Marlies Edelmann-Praun stand unter dem gesetzlichen Güterstand der Zugewinngemeinschaft (§§ 1363 ff. BGB). Ein Ehevertrag ist nach derzeitigem Kenntnisstand nicht errichtet worden; Anfrage an Notariatsarchiv Stuttgart läuft.</w:t>
+        <w:t>Die zweite Ehe von Edelmann und Marlies Edelmann-Praun stand unter dem gesetzlichen Güterstand der Zugewinngemeinschaft (Paragrafen 1363 ff. BGB). Ein Ehevertrag ist nach derzeitigem Kenntnisstand nicht errichtet worden; Anfrage an Notariatsarchiv Stuttgart läuft.</w:t>
       </w:r>
     </w:p>
     <w:p>
@@ -1947,7 +1947,7 @@
         <w:jc w:val="left"/>
       </w:pPr>
       <w:r>
-        <w:t>Mit Edelmanns Tod endet die Zugewinngemeinschaft. Marlies hat einen Zugewinnausgleichsanspruch nach § 1371 BGB. Da sie jedoch Erbin wird (1/4 Erbanteil), gilt § 1371 Abs. 1 BGB: Das gesetzliche Erbrecht der Ehefrau erhöht sich um ein Viertel — dies gilt jedoch nur bei gesetzlicher Erbfolge, nicht wenn ein Testament die Erbquoten festsetzt. Hier liegt ein Testament vor (je 1/4). Marlies muss ggf. zwischen der Erbquote aus dem Testament und einem etwaigen kleinen Pflichtteil zzgl. Zugewinnausgleich nach § 1371 Abs. 2 BGB abwägen, was RA Strecker zweifellos bereits kalkuliert.</w:t>
+        <w:t>Mit Edelmanns Tod endet die Zugewinngemeinschaft. Marlies hat einen Zugewinnausgleichsanspruch nach Paragraf 1371 BGB. Da sie jedoch Erbin wird (1/4 Erbanteil), gilt Paragraf 1371 Abs. 1 BGB: Das gesetzliche Erbrecht der Ehefrau erhöht sich um ein Viertel — dies gilt jedoch nur bei gesetzlicher Erbfolge, nicht wenn ein Testament die Erbquoten festsetzt. Hier liegt ein Testament vor (je 1/4). Marlies muss ggf. zwischen der Erbquote aus dem Testament und einem etwaigen kleinen Pflichtteil zzgl. Zugewinnausgleich nach Paragraf 1371 Abs. 2 BGB abwägen, was RA Strecker zweifellos bereits kalkuliert.</w:t>
       </w:r>
     </w:p>
     <w:p>
@@ -1961,7 +1961,7 @@
         <w:t>Praktisches Risiko:</w:t>
       </w:r>
       <w:r>
-        <w:t xml:space="preserve"> Wenn Marlies den Weg über § 1371 Abs. 2 BGB geht (Ausschlagung + Pflichtteil + Zugewinnausgleich), wäre der Zugewinn konkret zu ermitteln. Edelmanns Anfangsvermögen 2014 und das Endvermögen 2025 sind nicht vollständig dokumentiert. Die Kryptowährungen könnten hier als Zugewinnmasse oder als vorzeitig übertragenes Vermögen (§ 1375 Abs. 2 BGB) eine Rolle spielen. Diese Linie ist von Marlies bisher nicht eingeschlagen; Strecker hat sie aber zweifellos im Blick.</w:t>
+        <w:t xml:space="preserve"> Wenn Marlies den Weg über Paragraf 1371 Abs. 2 BGB geht (Ausschlagung + Pflichtteil + Zugewinnausgleich), wäre der Zugewinn konkret zu ermitteln. Edelmanns Anfangsvermögen 2014 und das Endvermögen 2025 sind nicht vollständig dokumentiert. Die Kryptowährungen könnten hier als Zugewinnmasse oder als vorzeitig übertragenes Vermögen (Paragraf 1375 Abs. 2 BGB) eine Rolle spielen. Diese Linie ist von Marlies bisher nicht eingeschlagen; Strecker hat sie aber zweifellos im Blick.</w:t>
       </w:r>
     </w:p>
     <w:p/>
@@ -1981,7 +1981,7 @@
         <w:jc w:val="left"/>
       </w:pPr>
       <w:r>
-        <w:t>Nach den erbrechtlichen Verhältnissen sind folgende Personen pflichtteilsberechtigt (§§ 2303 ff. BGB):</w:t>
+        <w:t>Nach den erbrechtlichen Verhältnissen sind folgende Personen pflichtteilsberechtigt (Paragrafen 2303 ff. BGB):</w:t>
       </w:r>
     </w:p>
     <w:p>
@@ -1995,7 +1995,7 @@
         <w:t>Henrike Edelmann</w:t>
       </w:r>
       <w:r>
-        <w:t xml:space="preserve"> — Tochter, pflichtteilsberechtigt nach § 2303 Abs. 1 BGB.</w:t>
+        <w:t xml:space="preserve"> — Tochter, pflichtteilsberechtigt nach Paragraf 2303 Abs. 1 BGB.</w:t>
       </w:r>
     </w:p>
     <w:p>
@@ -2009,7 +2009,7 @@
         <w:t>Constantin Edelmann</w:t>
       </w:r>
       <w:r>
-        <w:t xml:space="preserve"> — Sohn; nach Ausschlagung rückt er aus dem Erbenkreis aus; sein Pflichtteilsrecht bleibt bestehen (§ 2306 BGB analog, § 1953 BGB iVm § 2303 BGB). Die Ausschlagung suspendiert nicht das Pflichtteilsrecht.</w:t>
+        <w:t xml:space="preserve"> — Sohn; nach Ausschlagung rückt er aus dem Erbenkreis aus; sein Pflichtteilsrecht bleibt bestehen (Paragraf 2306 BGB analog, Paragraf 1953 BGB iVm Paragraf 2303 BGB). Die Ausschlagung suspendiert nicht das Pflichtteilsrecht.</w:t>
       </w:r>
     </w:p>
     <w:p>
@@ -2023,7 +2023,7 @@
         <w:t>Marie-Theres Edelmann-Berlepsch</w:t>
       </w:r>
       <w:r>
-        <w:t xml:space="preserve"> — Hat Pflichtteil durch Vertrag 2020 abgetreten (§ 2346 BGB); Bestand und Wirksamkeit dieses Verzichts stehen unter Vorbehalt.</w:t>
+        <w:t xml:space="preserve"> — Hat Pflichtteil durch Vertrag 2020 abgetreten (Paragraf 2346 BGB); Bestand und Wirksamkeit dieses Verzichts stehen unter Vorbehalt.</w:t>
       </w:r>
     </w:p>
     <w:p>
@@ -2037,7 +2037,7 @@
         <w:t>Marlies Edelmann-Praun</w:t>
       </w:r>
       <w:r>
-        <w:t xml:space="preserve"> — Als Ehefrau nach § 2303 Abs. 2 BGB pflichtteilsberechtigt; ihr Pflichtteil wäre 1/8 des Nachlasswerts. Da sie Erbin (1/4) ist, ist der Pflichtteil kein akutes Thema, solange sie die Erbschaft annimmt.</w:t>
+        <w:t xml:space="preserve"> — Als Ehefrau nach Paragraf 2303 Abs. 2 BGB pflichtteilsberechtigt; ihr Pflichtteil wäre 1/8 des Nachlasswerts. Da sie Erbin (1/4) ist, ist der Pflichtteil kein akutes Thema, solange sie die Erbschaft annimmt.</w:t>
       </w:r>
     </w:p>
     <w:p/>
